--- a/web/src/main/resources/documents/plan.docx
+++ b/web/src/main/resources/documents/plan.docx
@@ -193,7 +193,7 @@
           </mc:Choice>
           <mc:Fallback>
             <w:pict>
-              <v:rect w14:anchorId="675041E9" id="Shape1" o:spid="_x0000_s1026" style="position:absolute;margin-left:180.75pt;margin-top:5.55pt;width:59.4pt;height:13pt;z-index:2;visibility:visible;mso-wrap-style:square;mso-wrap-distance-left:0;mso-wrap-distance-top:0;mso-wrap-distance-right:0;mso-wrap-distance-bottom:0;mso-position-horizontal:absolute;mso-position-horizontal-relative:text;mso-position-vertical:absolute;mso-position-vertical-relative:text;v-text-anchor:top" o:gfxdata="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" filled="f" stroked="f"/>
+              <v:rect w14:anchorId="51813612" id="Shape1" o:spid="_x0000_s1026" style="position:absolute;margin-left:180.75pt;margin-top:5.55pt;width:59.4pt;height:13pt;z-index:2;visibility:visible;mso-wrap-style:square;mso-wrap-distance-left:0;mso-wrap-distance-top:0;mso-wrap-distance-right:0;mso-wrap-distance-bottom:0;mso-position-horizontal:absolute;mso-position-horizontal-relative:text;mso-position-vertical:absolute;mso-position-vertical-relative:text;v-text-anchor:top" o:gfxdata="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" filled="f" stroked="f"/>
             </w:pict>
           </mc:Fallback>
         </mc:AlternateContent>
@@ -263,7 +263,6 @@
               <w:bottom w:val="nil"/>
               <w:right w:val="nil"/>
             </w:tcBorders>
-            <w:shd w:val="clear" w:color="auto" w:fill="auto"/>
           </w:tcPr>
           <w:p>
             <w:pPr>
@@ -284,7 +283,6 @@
               <w:bottom w:val="nil"/>
               <w:right w:val="nil"/>
             </w:tcBorders>
-            <w:shd w:val="clear" w:color="auto" w:fill="auto"/>
           </w:tcPr>
           <w:p>
             <w:pPr>
@@ -310,43 +308,43 @@
               <w:bottom w:val="nil"/>
               <w:right w:val="nil"/>
             </w:tcBorders>
-            <w:shd w:val="clear" w:color="auto" w:fill="auto"/>
           </w:tcPr>
           <w:p>
             <w:pPr>
               <w:spacing w:after="0" w:line="240" w:lineRule="auto"/>
               <w:rPr>
                 <w:rFonts w:cstheme="minorHAnsi"/>
-                <w:sz w:val="36"/>
-                <w:szCs w:val="36"/>
+                <w:sz w:val="30"/>
+                <w:szCs w:val="30"/>
               </w:rPr>
             </w:pPr>
             <w:r>
+              <w:rPr>
+                <w:sz w:val="30"/>
+                <w:szCs w:val="30"/>
+              </w:rPr>
               <w:t>'</w:t>
             </w:r>
             <w:r>
               <w:rPr>
-                <w:sz w:val="34"/>
-                <w:szCs w:val="34"/>
+                <w:sz w:val="30"/>
+                <w:szCs w:val="30"/>
               </w:rPr>
               <w:t>{OPENCDMP.PLAN-REFERENCE</w:t>
             </w:r>
             <w:r>
               <w:rPr>
-                <w:sz w:val="34"/>
-                <w:szCs w:val="34"/>
+                <w:sz w:val="30"/>
+                <w:szCs w:val="30"/>
               </w:rPr>
               <w:t>.</w:t>
             </w:r>
             <w:r>
               <w:rPr>
-                <w:sz w:val="34"/>
-                <w:szCs w:val="34"/>
+                <w:sz w:val="30"/>
+                <w:szCs w:val="30"/>
               </w:rPr>
-              <w:t>FUNDERS}</w:t>
-            </w:r>
-            <w:r>
-              <w:t>'</w:t>
+              <w:t>FUNDERS}'</w:t>
             </w:r>
           </w:p>
         </w:tc>
@@ -359,43 +357,43 @@
               <w:bottom w:val="nil"/>
               <w:right w:val="nil"/>
             </w:tcBorders>
-            <w:shd w:val="clear" w:color="auto" w:fill="auto"/>
           </w:tcPr>
           <w:p>
             <w:pPr>
               <w:spacing w:after="0" w:line="240" w:lineRule="auto"/>
               <w:rPr>
                 <w:rFonts w:cstheme="minorHAnsi"/>
-                <w:sz w:val="36"/>
-                <w:szCs w:val="36"/>
+                <w:sz w:val="30"/>
+                <w:szCs w:val="30"/>
               </w:rPr>
             </w:pPr>
             <w:r>
+              <w:rPr>
+                <w:sz w:val="30"/>
+                <w:szCs w:val="30"/>
+              </w:rPr>
               <w:t>'</w:t>
             </w:r>
             <w:r>
               <w:rPr>
-                <w:sz w:val="34"/>
-                <w:szCs w:val="34"/>
+                <w:sz w:val="30"/>
+                <w:szCs w:val="30"/>
               </w:rPr>
               <w:t>{OPENCDMP.PLAN-REFERENCE</w:t>
             </w:r>
             <w:r>
               <w:rPr>
-                <w:sz w:val="34"/>
-                <w:szCs w:val="34"/>
+                <w:sz w:val="30"/>
+                <w:szCs w:val="30"/>
               </w:rPr>
               <w:t>.</w:t>
             </w:r>
             <w:r>
               <w:rPr>
-                <w:sz w:val="34"/>
-                <w:szCs w:val="34"/>
+                <w:sz w:val="30"/>
+                <w:szCs w:val="30"/>
               </w:rPr>
-              <w:t>GRANTS}</w:t>
-            </w:r>
-            <w:r>
-              <w:t>'</w:t>
+              <w:t>GRANTS}'</w:t>
             </w:r>
           </w:p>
         </w:tc>
@@ -567,16 +565,55 @@
     <w:p>
       <w:pPr>
         <w:pStyle w:val="FrameContents"/>
-        <w:jc w:val="center"/>
-      </w:pPr>
-      <w:r>
         <w:rPr>
           <w:rFonts w:cstheme="minorHAnsi"/>
           <w:i/>
           <w:color w:val="000000"/>
         </w:rPr>
+      </w:pPr>
+      <w:r>
         <w:lastRenderedPageBreak/>
-        <w:t>Powered by</w:t>
+        <w:t>'</w:t>
+      </w:r>
+      <w:r>
+        <w:rPr>
+          <w:sz w:val="34"/>
+          <w:szCs w:val="34"/>
+        </w:rPr>
+        <w:t>{</w:t>
+      </w:r>
+      <w:proofErr w:type="gramStart"/>
+      <w:r>
+        <w:rPr>
+          <w:sz w:val="34"/>
+          <w:szCs w:val="34"/>
+        </w:rPr>
+        <w:t>OPENCDMP.PLAN</w:t>
+      </w:r>
+      <w:r>
+        <w:rPr>
+          <w:sz w:val="34"/>
+          <w:szCs w:val="34"/>
+        </w:rPr>
+        <w:t>.</w:t>
+      </w:r>
+      <w:r>
+        <w:rPr>
+          <w:sz w:val="34"/>
+          <w:szCs w:val="34"/>
+        </w:rPr>
+        <w:t>FORM</w:t>
+      </w:r>
+      <w:proofErr w:type="gramEnd"/>
+      <w:r>
+        <w:rPr>
+          <w:sz w:val="34"/>
+          <w:szCs w:val="34"/>
+        </w:rPr>
+        <w:t>}</w:t>
+      </w:r>
+      <w:r>
+        <w:t>'</w:t>
       </w:r>
     </w:p>
     <w:p>
@@ -586,13 +623,27 @@
       </w:pPr>
       <w:r>
         <w:rPr>
+          <w:rFonts w:cstheme="minorHAnsi"/>
+          <w:i/>
+          <w:color w:val="000000"/>
+        </w:rPr>
+        <w:t>Powered by</w:t>
+      </w:r>
+    </w:p>
+    <w:p>
+      <w:pPr>
+        <w:pStyle w:val="FrameContents"/>
+        <w:jc w:val="center"/>
+      </w:pPr>
+      <w:r>
+        <w:rPr>
           <w:noProof/>
         </w:rPr>
         <w:drawing>
-          <wp:inline distT="0" distB="0" distL="0" distR="0" wp14:anchorId="0415FC8F" wp14:editId="5A869B11">
-            <wp:extent cx="1007110" cy="419100"/>
+          <wp:inline distT="0" distB="0" distL="0" distR="0" wp14:anchorId="5E77E0D2" wp14:editId="1FA481D7">
+            <wp:extent cx="1664998" cy="482600"/>
             <wp:effectExtent l="0" t="0" r="0" b="0"/>
-            <wp:docPr id="2" name="Image1" descr="C:\Users\billmih\Downloads\argos-logo-new.png"/>
+            <wp:docPr id="1971389971" name="Picture 4" descr="A black and blue text&#10;&#10;AI-generated content may be incorrect."/>
             <wp:cNvGraphicFramePr>
               <a:graphicFrameLocks xmlns:a="http://schemas.openxmlformats.org/drawingml/2006/main" noChangeAspect="1"/>
             </wp:cNvGraphicFramePr>
@@ -600,13 +651,20 @@
               <a:graphicData uri="http://schemas.openxmlformats.org/drawingml/2006/picture">
                 <pic:pic xmlns:pic="http://schemas.openxmlformats.org/drawingml/2006/picture">
                   <pic:nvPicPr>
-                    <pic:cNvPr id="2" name="Image1" descr="C:\Users\billmih\Downloads\argos-logo-new.png"/>
+                    <pic:cNvPr id="1971389971" name="Picture 4" descr="A black and blue text&#10;&#10;AI-generated content may be incorrect."/>
                     <pic:cNvPicPr>
                       <a:picLocks noChangeAspect="1" noChangeArrowheads="1"/>
                     </pic:cNvPicPr>
                   </pic:nvPicPr>
                   <pic:blipFill>
-                    <a:blip r:embed="rId8"/>
+                    <a:blip r:embed="rId8" cstate="print">
+                      <a:extLst>
+                        <a:ext uri="{28A0092B-C50C-407E-A947-70E740481C1C}">
+                          <a14:useLocalDpi xmlns:a14="http://schemas.microsoft.com/office/drawing/2010/main" val="0"/>
+                        </a:ext>
+                      </a:extLst>
+                    </a:blip>
+                    <a:srcRect/>
                     <a:stretch>
                       <a:fillRect/>
                     </a:stretch>
@@ -614,11 +672,15 @@
                   <pic:spPr bwMode="auto">
                     <a:xfrm>
                       <a:off x="0" y="0"/>
-                      <a:ext cx="1007110" cy="419100"/>
+                      <a:ext cx="1802388" cy="522423"/>
                     </a:xfrm>
                     <a:prstGeom prst="rect">
                       <a:avLst/>
                     </a:prstGeom>
+                    <a:noFill/>
+                    <a:ln>
+                      <a:noFill/>
+                    </a:ln>
                   </pic:spPr>
                 </pic:pic>
               </a:graphicData>
@@ -752,6 +814,7 @@
     <w:r>
       <w:t>{</w:t>
     </w:r>
+    <w:proofErr w:type="gramStart"/>
     <w:r>
       <w:rPr>
         <w:rFonts w:ascii="PF Paperback Thin" w:hAnsi="PF Paperback Thin" w:cstheme="minorHAnsi"/>
@@ -766,7 +829,16 @@
         <w:sz w:val="20"/>
         <w:szCs w:val="20"/>
       </w:rPr>
-      <w:t>DEPOSIT-IDENTIFIERS</w:t>
+      <w:t>DEPOSIT</w:t>
+    </w:r>
+    <w:proofErr w:type="gramEnd"/>
+    <w:r>
+      <w:rPr>
+        <w:rFonts w:ascii="PF Paperback Thin" w:hAnsi="PF Paperback Thin" w:cstheme="minorHAnsi"/>
+        <w:sz w:val="20"/>
+        <w:szCs w:val="20"/>
+      </w:rPr>
+      <w:t>-IDENTIFIERS</w:t>
     </w:r>
     <w:r>
       <w:t>}</w:t>
@@ -783,6 +855,7 @@
     <w:r>
       <w:t>{</w:t>
     </w:r>
+    <w:proofErr w:type="gramStart"/>
     <w:r>
       <w:rPr>
         <w:rFonts w:ascii="PF Paperback Thin" w:hAnsi="PF Paperback Thin" w:cstheme="minorHAnsi"/>
@@ -797,7 +870,16 @@
         <w:sz w:val="20"/>
         <w:szCs w:val="20"/>
       </w:rPr>
-      <w:t>UPDATED-AT</w:t>
+      <w:t>UPDATED</w:t>
+    </w:r>
+    <w:proofErr w:type="gramEnd"/>
+    <w:r>
+      <w:rPr>
+        <w:rFonts w:ascii="PF Paperback Thin" w:hAnsi="PF Paperback Thin" w:cstheme="minorHAnsi"/>
+        <w:sz w:val="20"/>
+        <w:szCs w:val="20"/>
+      </w:rPr>
+      <w:t>-AT</w:t>
     </w:r>
     <w:r>
       <w:t>}</w:t>
@@ -992,6 +1074,7 @@
       </w:rPr>
       <w:t>{</w:t>
     </w:r>
+    <w:proofErr w:type="gramStart"/>
     <w:r>
       <w:rPr>
         <w:rFonts w:ascii="PF Paperback Thin" w:hAnsi="PF Paperback Thin" w:cstheme="minorHAnsi"/>
@@ -1006,7 +1089,16 @@
         <w:sz w:val="20"/>
         <w:szCs w:val="20"/>
       </w:rPr>
-      <w:t>UPDATED-AT</w:t>
+      <w:t>UPDATED</w:t>
+    </w:r>
+    <w:proofErr w:type="gramEnd"/>
+    <w:r>
+      <w:rPr>
+        <w:rFonts w:ascii="PF Paperback Thin" w:hAnsi="PF Paperback Thin" w:cstheme="minorHAnsi"/>
+        <w:sz w:val="20"/>
+        <w:szCs w:val="20"/>
+      </w:rPr>
+      <w:t>-AT</w:t>
     </w:r>
     <w:r>
       <w:rPr>
